--- a/4_semester/Электроника/ЛР-1-ВАХ.docx
+++ b/4_semester/Электроника/ЛР-1-ВАХ.docx
@@ -1660,17 +1660,52 @@
           <w:sz w:val="28"/>
           <w:szCs w:val="28"/>
         </w:rPr>
-        <w:t>изучение и практическое исследование работы и характеристик полупроводникового диода</w:t>
-      </w:r>
-      <w:r>
-        <w:rPr>
-          <w:sz w:val="28"/>
-          <w:szCs w:val="28"/>
-        </w:rPr>
-        <w:t>.</w:t>
+        <w:t>а</w:t>
+      </w:r>
+      <w:r>
+        <w:rPr>
+          <w:sz w:val="28"/>
+          <w:szCs w:val="28"/>
+        </w:rPr>
+        <w:t>нализ текстовой информации</w:t>
+      </w:r>
+      <w:r>
+        <w:rPr>
+          <w:sz w:val="28"/>
+          <w:szCs w:val="28"/>
+        </w:rPr>
+        <w:t xml:space="preserve">, </w:t>
+      </w:r>
+      <w:r>
+        <w:rPr>
+          <w:sz w:val="28"/>
+          <w:szCs w:val="28"/>
+        </w:rPr>
+        <w:t>а такж</w:t>
       </w:r>
       <w:bookmarkStart w:id="4" w:name="_GoBack"/>
       <w:bookmarkEnd w:id="4"/>
+      <w:r>
+        <w:rPr>
+          <w:sz w:val="28"/>
+          <w:szCs w:val="28"/>
+        </w:rPr>
+        <w:t>е пр</w:t>
+      </w:r>
+      <w:r>
+        <w:rPr>
+          <w:sz w:val="28"/>
+          <w:szCs w:val="28"/>
+        </w:rPr>
+        <w:t>именение статистики для анализа текстов</w:t>
+      </w:r>
+      <w:r>
+        <w:rPr>
+          <w:sz w:val="28"/>
+          <w:szCs w:val="28"/>
+        </w:rPr>
+        <w:t>.</w:t>
+      </w:r>
       <w:r>
         <w:rPr>
           <w:rFonts w:eastAsia="Calibri"/>
@@ -1693,8 +1728,8 @@
           <w:szCs w:val="28"/>
         </w:rPr>
       </w:pPr>
-      <w:bookmarkStart w:id="5" w:name="_Toc145966786"/>
-      <w:bookmarkStart w:id="6" w:name="_Toc191757703"/>
+      <w:bookmarkStart w:id="5" w:name="_Toc191757703"/>
+      <w:bookmarkStart w:id="6" w:name="_Toc145966786"/>
       <w:r>
         <w:rPr>
           <w:b/>
@@ -1714,7 +1749,7 @@
         </w:rPr>
         <w:t>Схема экспериментальной установки</w:t>
       </w:r>
-      <w:bookmarkEnd w:id="6"/>
+      <w:bookmarkEnd w:id="5"/>
     </w:p>
     <w:p>
       <w:pPr>
@@ -1823,6 +1858,7 @@
       </w:pPr>
       <w:r>
         <w:rPr>
+          <w:noProof/>
           <w:sz w:val="28"/>
           <w:szCs w:val="28"/>
         </w:rPr>
@@ -1922,7 +1958,7 @@
       </w:r>
       <w:bookmarkEnd w:id="7"/>
     </w:p>
-    <w:bookmarkEnd w:id="5"/>
+    <w:bookmarkEnd w:id="6"/>
     <w:p>
       <w:pPr>
         <w:spacing w:line="360" w:lineRule="auto"/>
@@ -3817,6 +3853,7 @@
       </w:pPr>
       <w:r>
         <w:rPr>
+          <w:noProof/>
           <w:sz w:val="28"/>
           <w:szCs w:val="28"/>
         </w:rPr>
@@ -3901,49 +3938,7 @@
           <w:sz w:val="28"/>
           <w:szCs w:val="28"/>
         </w:rPr>
-        <w:t xml:space="preserve">На рисунке </w:t>
-      </w:r>
-      <w:r>
-        <w:rPr>
-          <w:sz w:val="28"/>
-          <w:szCs w:val="28"/>
-        </w:rPr>
-        <w:t>3</w:t>
-      </w:r>
-      <w:r>
-        <w:rPr>
-          <w:sz w:val="28"/>
-          <w:szCs w:val="28"/>
-        </w:rPr>
-        <w:t xml:space="preserve"> представлена диаграмма ВАХ диода </w:t>
-      </w:r>
-      <w:r>
-        <w:rPr>
-          <w:sz w:val="28"/>
-          <w:szCs w:val="28"/>
-        </w:rPr>
-        <w:t>второго</w:t>
-      </w:r>
-      <w:r>
-        <w:rPr>
-          <w:sz w:val="28"/>
-          <w:szCs w:val="28"/>
-        </w:rPr>
-        <w:t xml:space="preserve"> исследования</w:t>
-      </w:r>
-      <w:r>
-        <w:rPr>
-          <w:sz w:val="28"/>
-          <w:szCs w:val="28"/>
-        </w:rPr>
-        <w:t xml:space="preserve"> на основе данных второй таблицы</w:t>
-      </w:r>
-      <w:r>
-        <w:rPr>
-          <w:sz w:val="28"/>
-          <w:szCs w:val="28"/>
-        </w:rPr>
-        <w:t>.</w:t>
+        <w:t>На рисунке 3 представлена диаграмма ВАХ диода второго исследования на основе данных второй таблицы.</w:t>
       </w:r>
     </w:p>
     <w:p>
@@ -3958,6 +3953,7 @@
       </w:pPr>
       <w:r>
         <w:rPr>
+          <w:noProof/>
           <w:sz w:val="28"/>
           <w:szCs w:val="28"/>
         </w:rPr>
@@ -4116,9 +4112,18 @@
           <w:sz w:val="28"/>
           <w:szCs w:val="28"/>
         </w:rPr>
-        <w:t>Выводы с объяснением формы ВАХ диода</w:t>
+        <w:t>Выв</w:t>
       </w:r>
       <w:bookmarkEnd w:id="9"/>
+      <w:r>
+        <w:rPr>
+          <w:b/>
+          <w:bCs/>
+          <w:sz w:val="28"/>
+          <w:szCs w:val="28"/>
+        </w:rPr>
+        <w:t xml:space="preserve">од </w:t>
+      </w:r>
     </w:p>
     <w:p>
       <w:pPr>
@@ -4997,6 +5002,7 @@
   <w:style w:type="character" w:default="1" w:styleId="a0">
     <w:name w:val="Default Paragraph Font"/>
     <w:uiPriority w:val="1"/>
+    <w:semiHidden/>
     <w:unhideWhenUsed/>
   </w:style>
   <w:style w:type="table" w:default="1" w:styleId="a1">
